--- a/templates/Form 33a - master tempalte.docx
+++ b/templates/Form 33a - master tempalte.docx
@@ -337,7 +337,7 @@
               <w:pStyle w:val="DetailsFlushRight"/>
             </w:pPr>
             <w:r>
-              <w:t>GST number</w:t>
+              <w:t/>
             </w:r>
           </w:p>
         </w:tc>
@@ -751,7 +751,7 @@
             <w:bookmarkStart w:id="6" w:name="LeadProvider"/>
             <w:bookmarkEnd w:id="6"/>
             <w:r>
-              <w:t>Natalie Quirke</w:t>
+              <w:t>NEW GEN AUTOMATION</w:t>
             </w:r>
           </w:p>
         </w:tc>
@@ -769,7 +769,7 @@
               <w:pStyle w:val="DetailsFlushRight"/>
             </w:pPr>
             <w:r>
-              <w:t>Provider number</w:t>
+              <w:t/>
             </w:r>
           </w:p>
         </w:tc>
@@ -841,7 +841,7 @@
             <w:bookmarkStart w:id="8" w:name="LawFirm"/>
             <w:bookmarkEnd w:id="8"/>
             <w:r>
-              <w:t>Liberty Chambers</w:t>
+              <w:t>New Gen Automation</w:t>
             </w:r>
           </w:p>
         </w:tc>
@@ -859,7 +859,7 @@
               <w:pStyle w:val="DetailsFlushRight"/>
             </w:pPr>
             <w:r>
-              <w:t>Firm number</w:t>
+              <w:t/>
             </w:r>
           </w:p>
         </w:tc>

--- a/templates/Form 33a - master tempalte.docx
+++ b/templates/Form 33a - master tempalte.docx
@@ -789,7 +789,7 @@
             <w:bookmarkStart w:id="7" w:name="ProviderNumber"/>
             <w:bookmarkEnd w:id="7"/>
             <w:r>
-              <w:t>14334</w:t>
+              <w:t>90001</w:t>
             </w:r>
           </w:p>
         </w:tc>
@@ -879,7 +879,7 @@
             <w:bookmarkStart w:id="9" w:name="FirmNumber"/>
             <w:bookmarkEnd w:id="9"/>
             <w:r>
-              <w:t>1678</w:t>
+              <w:t>90002</w:t>
             </w:r>
           </w:p>
         </w:tc>

--- a/templates/Form 33a - master tempalte.docx
+++ b/templates/Form 33a - master tempalte.docx
@@ -363,7 +363,7 @@
             <w:bookmarkStart w:id="1" w:name="GSTNumber"/>
             <w:bookmarkEnd w:id="1"/>
             <w:r>
-              <w:t>136-053-361</w:t>
+              <w:t>101-101-101</w:t>
             </w:r>
           </w:p>
         </w:tc>
